--- a/RT/РТ (УП11) пара 33 ст Ермилов Д.Е..docx
+++ b/RT/РТ (УП11) пара 33 ст Ермилов Д.Е..docx
@@ -2292,6 +2292,7 @@
                 <w:szCs w:val="23"/>
                 <w:lang w:eastAsia="ru-RU"/>
               </w:rPr>
+              <w:lastRenderedPageBreak/>
               <w:t>Категория</w:t>
             </w:r>
           </w:p>
@@ -8842,7 +8843,7 @@
                 <w:szCs w:val="23"/>
                 <w:lang w:eastAsia="ru-RU"/>
               </w:rPr>
-              <w:t xml:space="preserve">Нет </w:t>
+              <w:t>Нет </w:t>
             </w:r>
             <w:proofErr w:type="spellStart"/>
             <w:r>
@@ -8965,6 +8966,7 @@
                 <w:szCs w:val="23"/>
                 <w:lang w:eastAsia="ru-RU"/>
               </w:rPr>
+              <w:lastRenderedPageBreak/>
               <w:t>Список не прокручивается</w:t>
             </w:r>
           </w:p>
@@ -8998,7 +9000,7 @@
                 <w:szCs w:val="23"/>
                 <w:lang w:eastAsia="ru-RU"/>
               </w:rPr>
-              <w:t xml:space="preserve">Нет </w:t>
+              <w:t>Нет </w:t>
             </w:r>
             <w:proofErr w:type="spellStart"/>
             <w:r>
@@ -9043,7 +9045,7 @@
                 <w:szCs w:val="23"/>
                 <w:lang w:eastAsia="ru-RU"/>
               </w:rPr>
-              <w:t xml:space="preserve">Добавьте </w:t>
+              <w:t>Добавьте </w:t>
             </w:r>
             <w:proofErr w:type="spellStart"/>
             <w:r>
@@ -9213,7 +9215,7 @@
                 <w:szCs w:val="23"/>
                 <w:lang w:eastAsia="ru-RU"/>
               </w:rPr>
-              <w:t xml:space="preserve">Проверьте </w:t>
+              <w:t>Проверьте </w:t>
             </w:r>
             <w:r>
               <w:rPr>
@@ -10574,7 +10576,7 @@
                 <w:szCs w:val="23"/>
                 <w:lang w:eastAsia="ru-RU"/>
               </w:rPr>
-              <w:t>☑</w:t>
+              <w:t>☐</w:t>
             </w:r>
             <w:r>
               <w:rPr>
@@ -11584,7 +11586,7 @@
                 <w:szCs w:val="23"/>
                 <w:lang w:eastAsia="ru-RU"/>
               </w:rPr>
-              <w:t>☑</w:t>
+              <w:t>☐</w:t>
             </w:r>
             <w:r>
               <w:rPr>
@@ -14035,7 +14037,7 @@
                 <w:szCs w:val="23"/>
                 <w:lang w:eastAsia="ru-RU"/>
               </w:rPr>
-              <w:t>☑</w:t>
+              <w:t>☐</w:t>
             </w:r>
             <w:r>
               <w:rPr>
@@ -14130,7 +14132,7 @@
                 <w:szCs w:val="23"/>
                 <w:lang w:eastAsia="ru-RU"/>
               </w:rPr>
-              <w:t>☑</w:t>
+              <w:t>☐</w:t>
             </w:r>
             <w:r>
               <w:rPr>
@@ -14225,7 +14227,7 @@
                 <w:szCs w:val="23"/>
                 <w:lang w:eastAsia="ru-RU"/>
               </w:rPr>
-              <w:t>☑</w:t>
+              <w:t>☐</w:t>
             </w:r>
             <w:r>
               <w:rPr>
@@ -14320,7 +14322,7 @@
                 <w:szCs w:val="23"/>
                 <w:lang w:eastAsia="ru-RU"/>
               </w:rPr>
-              <w:t>☑</w:t>
+              <w:t>☐</w:t>
             </w:r>
             <w:r>
               <w:rPr>
@@ -15806,6 +15808,7 @@
                 <w:szCs w:val="23"/>
                 <w:lang w:eastAsia="ru-RU"/>
               </w:rPr>
+              <w:lastRenderedPageBreak/>
               <w:t>2</w:t>
             </w:r>
           </w:p>
@@ -16151,7 +16154,7 @@
                 <w:szCs w:val="23"/>
                 <w:lang w:eastAsia="ru-RU"/>
               </w:rPr>
-              <w:t xml:space="preserve">Зачем нужен </w:t>
+              <w:t>Зачем нужен </w:t>
             </w:r>
             <w:proofErr w:type="spellStart"/>
             <w:r>
@@ -16751,7 +16754,7 @@
                 <w:szCs w:val="23"/>
                 <w:lang w:eastAsia="ru-RU"/>
               </w:rPr>
-              <w:t xml:space="preserve">Написали </w:t>
+              <w:t>Написали </w:t>
             </w:r>
             <w:proofErr w:type="spellStart"/>
             <w:r>
@@ -16877,7 +16880,7 @@
                 <w:szCs w:val="23"/>
                 <w:lang w:eastAsia="ru-RU"/>
               </w:rPr>
-              <w:t xml:space="preserve">Написали </w:t>
+              <w:t>Написали </w:t>
             </w:r>
             <w:proofErr w:type="spellStart"/>
             <w:r>
@@ -17490,7 +17493,7 @@
           <w:color w:val="0F1115"/>
           <w:lang w:eastAsia="ru-RU"/>
         </w:rPr>
-        <w:t>☑</w:t>
+        <w:t>☐</w:t>
       </w:r>
       <w:r>
         <w:rPr>
@@ -17514,7 +17517,7 @@
           <w:color w:val="0F1115"/>
           <w:lang w:eastAsia="ru-RU"/>
         </w:rPr>
-        <w:t>☑</w:t>
+        <w:t>☐</w:t>
       </w:r>
       <w:r>
         <w:rPr>
@@ -18107,7 +18110,7 @@
                 <w:szCs w:val="23"/>
                 <w:lang w:eastAsia="ru-RU"/>
               </w:rPr>
-              <w:t xml:space="preserve"> написан</w:t>
+              <w:t> написан</w:t>
             </w:r>
           </w:p>
         </w:tc>
@@ -18260,7 +18263,7 @@
                 <w:szCs w:val="23"/>
                 <w:lang w:eastAsia="ru-RU"/>
               </w:rPr>
-              <w:t xml:space="preserve"> написан</w:t>
+              <w:t> написан</w:t>
             </w:r>
           </w:p>
         </w:tc>
@@ -20128,7 +20131,7 @@
                 <w:szCs w:val="23"/>
                 <w:lang w:eastAsia="ru-RU"/>
               </w:rPr>
-              <w:t xml:space="preserve">Класс </w:t>
+              <w:t>Класс </w:t>
             </w:r>
             <w:r>
               <w:rPr>
@@ -21163,7 +21166,7 @@
                 <w:szCs w:val="23"/>
                 <w:lang w:eastAsia="ru-RU"/>
               </w:rPr>
-              <w:t xml:space="preserve"> выложен</w:t>
+              <w:t> выложен</w:t>
             </w:r>
           </w:p>
         </w:tc>
@@ -21274,7 +21277,7 @@
                 <w:szCs w:val="23"/>
                 <w:lang w:eastAsia="ru-RU"/>
               </w:rPr>
-              <w:t xml:space="preserve"> выложен</w:t>
+              <w:t> выложен</w:t>
             </w:r>
           </w:p>
         </w:tc>
@@ -24789,7 +24792,7 @@
                 <w:szCs w:val="23"/>
                 <w:lang w:eastAsia="ru-RU"/>
               </w:rPr>
-              <w:t xml:space="preserve">Нет </w:t>
+              <w:t>Нет </w:t>
             </w:r>
             <w:proofErr w:type="spellStart"/>
             <w:r>
@@ -24948,7 +24951,7 @@
                 <w:szCs w:val="23"/>
                 <w:lang w:eastAsia="ru-RU"/>
               </w:rPr>
-              <w:t xml:space="preserve">Нет </w:t>
+              <w:t>Нет </w:t>
             </w:r>
             <w:proofErr w:type="spellStart"/>
             <w:r>
@@ -24993,7 +24996,7 @@
                 <w:szCs w:val="23"/>
                 <w:lang w:eastAsia="ru-RU"/>
               </w:rPr>
-              <w:t xml:space="preserve">Добавьте </w:t>
+              <w:t>Добавьте </w:t>
             </w:r>
             <w:proofErr w:type="spellStart"/>
             <w:r>
@@ -25166,7 +25169,7 @@
                 <w:szCs w:val="23"/>
                 <w:lang w:eastAsia="ru-RU"/>
               </w:rPr>
-              <w:t xml:space="preserve">Проверьте </w:t>
+              <w:t>Проверьте </w:t>
             </w:r>
             <w:r>
               <w:rPr>
